--- a/Documents/Cendroid Invocation.docx
+++ b/Documents/Cendroid Invocation.docx
@@ -147,6 +147,9 @@
             <w:pPr>
               <w:spacing w:after="200" w:line="240" w:lineRule="atLeast"/>
             </w:pPr>
+            <w:r>
+              <w:t>2026/05/08</w:t>
+            </w:r>
           </w:p>
         </w:tc>
         <w:tc>
@@ -158,6 +161,9 @@
               <w:spacing w:after="200" w:line="240" w:lineRule="atLeast"/>
               <w:cnfStyle w:val="000000000000" w:firstRow="0" w:lastRow="0" w:firstColumn="0" w:lastColumn="0" w:oddVBand="0" w:evenVBand="0" w:oddHBand="0" w:evenHBand="0" w:firstRowFirstColumn="0" w:firstRowLastColumn="0" w:lastRowFirstColumn="0" w:lastRowLastColumn="0"/>
             </w:pPr>
+            <w:r>
+              <w:t>P. Beukes</w:t>
+            </w:r>
           </w:p>
         </w:tc>
         <w:tc>
@@ -169,6 +175,9 @@
               <w:spacing w:after="200" w:line="240" w:lineRule="atLeast"/>
               <w:cnfStyle w:val="000000000000" w:firstRow="0" w:lastRow="0" w:firstColumn="0" w:lastColumn="0" w:oddVBand="0" w:evenVBand="0" w:oddHBand="0" w:evenHBand="0" w:firstRowFirstColumn="0" w:firstRowLastColumn="0" w:lastRowFirstColumn="0" w:lastRowLastColumn="0"/>
             </w:pPr>
+            <w:r>
+              <w:t>Fix ECRHostTransfer TAG Number</w:t>
+            </w:r>
           </w:p>
         </w:tc>
         <w:tc>
@@ -180,6 +189,9 @@
               <w:spacing w:after="200" w:line="240" w:lineRule="atLeast"/>
               <w:cnfStyle w:val="000000000000" w:firstRow="0" w:lastRow="0" w:firstColumn="0" w:lastColumn="0" w:oddVBand="0" w:evenVBand="0" w:oddHBand="0" w:evenHBand="0" w:firstRowFirstColumn="0" w:firstRowLastColumn="0" w:lastRowFirstColumn="0" w:lastRowLastColumn="0"/>
             </w:pPr>
+            <w:r>
+              <w:t>1.1</w:t>
+            </w:r>
           </w:p>
         </w:tc>
       </w:tr>
@@ -1596,7 +1608,21 @@
           <w:b/>
           <w:bCs/>
         </w:rPr>
-        <w:t>DE46.16</w:t>
+        <w:t>DE4</w:t>
+      </w:r>
+      <w:r>
+        <w:rPr>
+          <w:b/>
+          <w:bCs/>
+        </w:rPr>
+        <w:t>8</w:t>
+      </w:r>
+      <w:r>
+        <w:rPr>
+          <w:b/>
+          <w:bCs/>
+        </w:rPr>
+        <w:t>.16</w:t>
       </w:r>
       <w:r>
         <w:t>.</w:t>
@@ -2736,7 +2762,19 @@
         <w:ind w:left="720"/>
       </w:pPr>
       <w:r>
-        <w:t xml:space="preserve">EcrHostResponse (String) Will contain the response from Postilion field DE46.16 is it is present.  If DE46.16 is not present the data field will be empty. </w:t>
+        <w:t>EcrHostResponse (String) Will contain the response from Postilion field DE4</w:t>
+      </w:r>
+      <w:r>
+        <w:t>8</w:t>
+      </w:r>
+      <w:r>
+        <w:t>.16 is it is present.  If DE4</w:t>
+      </w:r>
+      <w:r>
+        <w:t>8</w:t>
+      </w:r>
+      <w:r>
+        <w:t xml:space="preserve">.16 is not present the data field will be empty. </w:t>
       </w:r>
       <w:r>
         <w:rPr>
@@ -8691,11 +8729,11 @@
 </file>
 
 <file path=customXml/item1.xml><?xml version="1.0" encoding="utf-8"?>
-<b:Sources xmlns:b="http://schemas.openxmlformats.org/officeDocument/2006/bibliography" xmlns="http://schemas.openxmlformats.org/officeDocument/2006/bibliography" SelectedStyle="\APASixthEditionOfficeOnline.xsl" StyleName="APA" Version="6"/>
+<TemplafyFormConfiguration><![CDATA[{"formFields":[],"formDataEntries":[]}]]></TemplafyFormConfiguration>
 </file>
 
 <file path=customXml/item2.xml><?xml version="1.0" encoding="utf-8"?>
-<TemplafyFormConfiguration><![CDATA[{"formFields":[],"formDataEntries":[]}]]></TemplafyFormConfiguration>
+<b:Sources xmlns:b="http://schemas.openxmlformats.org/officeDocument/2006/bibliography" xmlns="http://schemas.openxmlformats.org/officeDocument/2006/bibliography" SelectedStyle="\APASixthEditionOfficeOnline.xsl" StyleName="APA" Version="6"/>
 </file>
 
 <file path=customXml/item3.xml><?xml version="1.0" encoding="utf-8"?>
@@ -8703,16 +8741,16 @@
 </file>
 
 <file path=customXml/itemProps1.xml><?xml version="1.0" encoding="utf-8"?>
+<ds:datastoreItem xmlns:ds="http://schemas.openxmlformats.org/officeDocument/2006/customXml" ds:itemID="{C2906960-BAD9-4CC9-89AE-BB7ED9B52A3C}">
+  <ds:schemaRefs/>
+</ds:datastoreItem>
+</file>
+
+<file path=customXml/itemProps2.xml><?xml version="1.0" encoding="utf-8"?>
 <ds:datastoreItem xmlns:ds="http://schemas.openxmlformats.org/officeDocument/2006/customXml" ds:itemID="{E5FE6B3D-8882-4FFA-9255-C2762050A55E}">
   <ds:schemaRefs>
     <ds:schemaRef ds:uri="http://schemas.openxmlformats.org/officeDocument/2006/bibliography"/>
   </ds:schemaRefs>
-</ds:datastoreItem>
-</file>
-
-<file path=customXml/itemProps2.xml><?xml version="1.0" encoding="utf-8"?>
-<ds:datastoreItem xmlns:ds="http://schemas.openxmlformats.org/officeDocument/2006/customXml" ds:itemID="{C2906960-BAD9-4CC9-89AE-BB7ED9B52A3C}">
-  <ds:schemaRefs/>
 </ds:datastoreItem>
 </file>
 
